--- a/uploads/FIS301 - Fisica Cuantica Aplicada-REV/bases_de_datos/INFORME_COMPLETO_E3.docx
+++ b/uploads/FIS301 - Fisica Cuantica Aplicada-REV/bases_de_datos/INFORME_COMPLETO_E3.docx
@@ -4,69 +4,96 @@
   <w:body>
     <w:p>
       <w:pPr>
-        <w:pStyle w:val="Title"/>
+        <w:jc w:val="center"/>
       </w:pPr>
       <w:r>
-        <w:t>Informe Profesional de Analítica Educativa</w:t>
+        <w:rPr>
+          <w:rFonts w:ascii="Arial" w:hAnsi="Arial"/>
+          <w:b/>
+          <w:color w:val="B45309"/>
+          <w:sz w:val="17"/>
+        </w:rPr>
+        <w:t>SISTEMA DE GESTIÓN DE LA CALIDAD EDUCATIVA • ISO 21001:2018</w:t>
+        <w:br/>
+      </w:r>
+      <w:r>
+        <w:rPr>
+          <w:rFonts w:ascii="Arial" w:hAnsi="Arial"/>
+          <w:b/>
+          <w:color w:val="1A3A5C"/>
+          <w:sz w:val="30"/>
+        </w:rPr>
+        <w:t>INFORME OFICIAL DE ANALÍTICA DEL APRENDIZAJE Y AUDITORÍA COGNITIVA</w:t>
       </w:r>
     </w:p>
     <w:p>
       <w:pPr>
-        <w:pStyle w:val="Heading1"/>
+        <w:jc w:val="center"/>
       </w:pPr>
       <w:r>
-        <w:t>Materia: FIS301 - Fisica Cuantica Aplicada</w:t>
-      </w:r>
-    </w:p>
-    <w:p>
-      <w:pPr>
-        <w:pStyle w:val="Heading2"/>
-      </w:pPr>
-      <w:r>
-        <w:t>1. Resumen Ejecutivo y Diagnóstico</w:t>
-      </w:r>
-    </w:p>
-    <w:p>
-      <w:r>
-        <w:t>El grupo de FIS301 - Fisica Cuantica Aplicada presenta un promedio de 76.7/100 (Mediana: 76.8) con desviación estándar de 7.1. Asimetría de Fisher: -0.15 (Distribución Cuasi-Simétrica: Calificaciones balanceadas.). Se identifican 0 casos en riesgo y 0 alertas de outsourcing cognitivo.</w:t>
-      </w:r>
-    </w:p>
-    <w:p>
-      <w:pPr>
-        <w:pStyle w:val="Heading2"/>
-      </w:pPr>
-      <w:r>
-        <w:t>2. Indicadores Clave de la Clase (KPIs)</w:t>
+        <w:rPr>
+          <w:rFonts w:ascii="Arial" w:hAnsi="Arial"/>
+          <w:b/>
+          <w:color w:val="1E293B"/>
+          <w:sz w:val="19"/>
+        </w:rPr>
+        <w:t>ASIGNATURA: FIS301 - FISICA CUANTICA APLICADA • ANÁLISIS MULTIDIMENSIONAL • ENFOQUE HUMANO</w:t>
       </w:r>
     </w:p>
     <w:tbl>
       <w:tblPr>
-        <w:tblStyle w:val="TableGrid"/>
         <w:tblW w:type="auto" w:w="0"/>
+        <w:jc w:val="center"/>
+        <w:tblLayout w:type="fixed"/>
         <w:tblLook w:firstColumn="1" w:firstRow="1" w:lastColumn="0" w:lastRow="0" w:noHBand="0" w:noVBand="1" w:val="04A0"/>
       </w:tblPr>
       <w:tblGrid>
-        <w:gridCol w:w="4320"/>
-        <w:gridCol w:w="4320"/>
+        <w:gridCol w:w="4968"/>
+        <w:gridCol w:w="4968"/>
       </w:tblGrid>
       <w:tr>
         <w:tc>
           <w:tcPr>
-            <w:tcW w:type="dxa" w:w="4320"/>
+            <w:tcW w:type="dxa" w:w="4968"/>
+            <w:tcMar>
+              <w:top w:w="50" w:type="dxa"/>
+              <w:bottom w:w="50" w:type="dxa"/>
+              <w:left w:w="100" w:type="dxa"/>
+              <w:right w:w="100" w:type="dxa"/>
+            </w:tcMar>
+            <w:shd w:fill="F1F5F9"/>
           </w:tcPr>
           <w:p>
             <w:r>
-              <w:t>Indicador</w:t>
+              <w:rPr>
+                <w:rFonts w:ascii="Arial" w:hAnsi="Arial"/>
+                <w:b/>
+                <w:color w:val="1E293B"/>
+                <w:sz w:val="16"/>
+              </w:rPr>
+              <w:t>Código Documental:</w:t>
             </w:r>
           </w:p>
         </w:tc>
         <w:tc>
           <w:tcPr>
-            <w:tcW w:type="dxa" w:w="4320"/>
+            <w:tcW w:type="dxa" w:w="4968"/>
+            <w:tcMar>
+              <w:top w:w="50" w:type="dxa"/>
+              <w:bottom w:w="50" w:type="dxa"/>
+              <w:left w:w="100" w:type="dxa"/>
+              <w:right w:w="100" w:type="dxa"/>
+            </w:tcMar>
+            <w:shd w:fill="FFFFFF"/>
           </w:tcPr>
           <w:p>
             <w:r>
-              <w:t>Valor</w:t>
+              <w:rPr>
+                <w:rFonts w:ascii="Arial" w:hAnsi="Arial"/>
+                <w:color w:val="0F172A"/>
+                <w:sz w:val="16"/>
+              </w:rPr>
+              <w:t>DOC-DIR-CP2-INF3-FIS301</w:t>
             </w:r>
           </w:p>
         </w:tc>
@@ -74,21 +101,46 @@
       <w:tr>
         <w:tc>
           <w:tcPr>
-            <w:tcW w:type="dxa" w:w="4320"/>
+            <w:tcW w:type="dxa" w:w="4968"/>
+            <w:tcMar>
+              <w:top w:w="50" w:type="dxa"/>
+              <w:bottom w:w="50" w:type="dxa"/>
+              <w:left w:w="100" w:type="dxa"/>
+              <w:right w:w="100" w:type="dxa"/>
+            </w:tcMar>
+            <w:shd w:fill="F1F5F9"/>
           </w:tcPr>
           <w:p>
             <w:r>
-              <w:t>Promedio General</w:t>
+              <w:rPr>
+                <w:rFonts w:ascii="Arial" w:hAnsi="Arial"/>
+                <w:b/>
+                <w:color w:val="1E293B"/>
+                <w:sz w:val="16"/>
+              </w:rPr>
+              <w:t>Versión y Vigencia:</w:t>
             </w:r>
           </w:p>
         </w:tc>
         <w:tc>
           <w:tcPr>
-            <w:tcW w:type="dxa" w:w="4320"/>
+            <w:tcW w:type="dxa" w:w="4968"/>
+            <w:tcMar>
+              <w:top w:w="50" w:type="dxa"/>
+              <w:bottom w:w="50" w:type="dxa"/>
+              <w:left w:w="100" w:type="dxa"/>
+              <w:right w:w="100" w:type="dxa"/>
+            </w:tcMar>
+            <w:shd w:fill="FFFFFF"/>
           </w:tcPr>
           <w:p>
             <w:r>
-              <w:t>76.7 / 100</w:t>
+              <w:rPr>
+                <w:rFonts w:ascii="Arial" w:hAnsi="Arial"/>
+                <w:color w:val="0F172A"/>
+                <w:sz w:val="16"/>
+              </w:rPr>
+              <w:t>1.0 (Oficial Aprobado) • Periodo Académico Vigente</w:t>
             </w:r>
           </w:p>
         </w:tc>
@@ -96,21 +148,116 @@
       <w:tr>
         <w:tc>
           <w:tcPr>
-            <w:tcW w:type="dxa" w:w="4320"/>
+            <w:tcW w:type="dxa" w:w="4968"/>
+            <w:tcMar>
+              <w:top w:w="50" w:type="dxa"/>
+              <w:bottom w:w="50" w:type="dxa"/>
+              <w:left w:w="100" w:type="dxa"/>
+              <w:right w:w="100" w:type="dxa"/>
+            </w:tcMar>
+            <w:shd w:fill="F1F5F9"/>
           </w:tcPr>
           <w:p>
             <w:r>
-              <w:t>Estudiantes en Riesgo</w:t>
+              <w:rPr>
+                <w:rFonts w:ascii="Arial" w:hAnsi="Arial"/>
+                <w:b/>
+                <w:color w:val="1E293B"/>
+                <w:sz w:val="16"/>
+              </w:rPr>
+              <w:t>Norma y Sistema Aplicable:</w:t>
             </w:r>
           </w:p>
         </w:tc>
         <w:tc>
           <w:tcPr>
-            <w:tcW w:type="dxa" w:w="4320"/>
+            <w:tcW w:type="dxa" w:w="4968"/>
+            <w:tcMar>
+              <w:top w:w="50" w:type="dxa"/>
+              <w:bottom w:w="50" w:type="dxa"/>
+              <w:left w:w="100" w:type="dxa"/>
+              <w:right w:w="100" w:type="dxa"/>
+            </w:tcMar>
+            <w:shd w:fill="FFFFFF"/>
           </w:tcPr>
           <w:p>
             <w:r>
-              <w:t>0 / 12</w:t>
+              <w:rPr>
+                <w:rFonts w:ascii="Arial" w:hAnsi="Arial"/>
+                <w:color w:val="0F172A"/>
+                <w:sz w:val="16"/>
+              </w:rPr>
+              <w:t>ISO 21001:2018 Cláusula 9.1 (Seguimiento, Medición, Análisis y Evaluación)</w:t>
+            </w:r>
+          </w:p>
+        </w:tc>
+      </w:tr>
+    </w:tbl>
+    <w:p/>
+    <w:p>
+      <w:r>
+        <w:rPr>
+          <w:rFonts w:ascii="Arial" w:hAnsi="Arial"/>
+          <w:b/>
+          <w:color w:val="1E293B"/>
+          <w:sz w:val="21"/>
+        </w:rPr>
+        <w:t>FICHA TÉCNICA DE CALIDAD DE LA MUESTRA</w:t>
+      </w:r>
+    </w:p>
+    <w:tbl>
+      <w:tblPr>
+        <w:tblW w:type="auto" w:w="0"/>
+        <w:jc w:val="center"/>
+        <w:tblLayout w:type="fixed"/>
+        <w:tblLook w:firstColumn="1" w:firstRow="1" w:lastColumn="0" w:lastRow="0" w:noHBand="0" w:noVBand="1" w:val="04A0"/>
+      </w:tblPr>
+      <w:tblGrid>
+        <w:gridCol w:w="4968"/>
+        <w:gridCol w:w="4968"/>
+      </w:tblGrid>
+      <w:tr>
+        <w:tc>
+          <w:tcPr>
+            <w:tcW w:type="dxa" w:w="4968"/>
+            <w:tcMar>
+              <w:top w:w="60" w:type="dxa"/>
+              <w:bottom w:w="60" w:type="dxa"/>
+              <w:left w:w="100" w:type="dxa"/>
+              <w:right w:w="100" w:type="dxa"/>
+            </w:tcMar>
+            <w:shd w:fill="F8FAFC"/>
+          </w:tcPr>
+          <w:p>
+            <w:r>
+              <w:rPr>
+                <w:rFonts w:ascii="Arial" w:hAnsi="Arial"/>
+                <w:color w:val="1E293B"/>
+                <w:sz w:val="16"/>
+              </w:rPr>
+              <w:t>Población Evaluada (N): 12 estudiantes</w:t>
+            </w:r>
+          </w:p>
+        </w:tc>
+        <w:tc>
+          <w:tcPr>
+            <w:tcW w:type="dxa" w:w="4968"/>
+            <w:tcMar>
+              <w:top w:w="60" w:type="dxa"/>
+              <w:bottom w:w="60" w:type="dxa"/>
+              <w:left w:w="100" w:type="dxa"/>
+              <w:right w:w="100" w:type="dxa"/>
+            </w:tcMar>
+            <w:shd w:fill="F8FAFC"/>
+          </w:tcPr>
+          <w:p>
+            <w:r>
+              <w:rPr>
+                <w:rFonts w:ascii="Arial" w:hAnsi="Arial"/>
+                <w:color w:val="1E293B"/>
+                <w:sz w:val="16"/>
+              </w:rPr>
+              <w:t>Muestra Analizada (n): 12 registros (100% Cobertura Censal)</w:t>
             </w:r>
           </w:p>
         </w:tc>
@@ -118,21 +265,138 @@
       <w:tr>
         <w:tc>
           <w:tcPr>
-            <w:tcW w:type="dxa" w:w="4320"/>
+            <w:tcW w:type="dxa" w:w="4968"/>
+            <w:tcMar>
+              <w:top w:w="60" w:type="dxa"/>
+              <w:bottom w:w="60" w:type="dxa"/>
+              <w:left w:w="100" w:type="dxa"/>
+              <w:right w:w="100" w:type="dxa"/>
+            </w:tcMar>
+            <w:shd w:fill="F8FAFC"/>
           </w:tcPr>
           <w:p>
             <w:r>
-              <w:t>Alertas de Outsourcing Cognitivo</w:t>
+              <w:rPr>
+                <w:rFonts w:ascii="Arial" w:hAnsi="Arial"/>
+                <w:color w:val="1E293B"/>
+                <w:sz w:val="16"/>
+              </w:rPr>
+              <w:t>Fecha y Hora de Corte: 06/09/2026 20:59</w:t>
             </w:r>
           </w:p>
         </w:tc>
         <w:tc>
           <w:tcPr>
-            <w:tcW w:type="dxa" w:w="4320"/>
+            <w:tcW w:type="dxa" w:w="4968"/>
+            <w:tcMar>
+              <w:top w:w="60" w:type="dxa"/>
+              <w:bottom w:w="60" w:type="dxa"/>
+              <w:left w:w="100" w:type="dxa"/>
+              <w:right w:w="100" w:type="dxa"/>
+            </w:tcMar>
+            <w:shd w:fill="F8FAFC"/>
           </w:tcPr>
           <w:p>
             <w:r>
-              <w:t>0</w:t>
+              <w:rPr>
+                <w:rFonts w:ascii="Arial" w:hAnsi="Arial"/>
+                <w:color w:val="1E293B"/>
+                <w:sz w:val="16"/>
+              </w:rPr>
+              <w:t>Confiabilidad Estadística: Censo Completo • Coeficiente de Spearman ρ</w:t>
+            </w:r>
+          </w:p>
+        </w:tc>
+      </w:tr>
+    </w:tbl>
+    <w:p/>
+    <w:p>
+      <w:r>
+        <w:rPr>
+          <w:rFonts w:ascii="Arial" w:hAnsi="Arial"/>
+          <w:b/>
+          <w:color w:val="1E293B"/>
+          <w:sz w:val="21"/>
+        </w:rPr>
+        <w:t>1. RESUMEN EJECUTIVO Y DIAGNÓSTICO INTEGRAL</w:t>
+      </w:r>
+    </w:p>
+    <w:p>
+      <w:r>
+        <w:rPr>
+          <w:rFonts w:ascii="Arial" w:hAnsi="Arial"/>
+          <w:color w:val="0F172A"/>
+          <w:sz w:val="18"/>
+        </w:rPr>
+        <w:t>El grupo de FIS301 muestra una dualidad interesante entre la adopción tecnológica y el compromiso pedagógico. Desde la perspectiva de la Teoría de la Autodeterminación (Deci &amp; Ryan), aquellos estudiantes que utilizan la IA como 'copiloto' muestran una internalización más robusta de la competencia, mientras que el uso tipo 'muleta' enmascara posibles riesgos de outsourcing cognitivo Freireano, donde la herramienta piensa por el estudiante, alienando el proceso de construcción crítica del conocimiento.</w:t>
+      </w:r>
+    </w:p>
+    <w:p>
+      <w:r>
+        <w:rPr>
+          <w:rFonts w:ascii="Arial" w:hAnsi="Arial"/>
+          <w:b/>
+          <w:color w:val="1E293B"/>
+          <w:sz w:val="21"/>
+        </w:rPr>
+        <w:t>2. INDICADORES CLAVE DE LA CLASE (KPIs)</w:t>
+      </w:r>
+    </w:p>
+    <w:tbl>
+      <w:tblPr>
+        <w:tblW w:type="auto" w:w="0"/>
+        <w:jc w:val="center"/>
+        <w:tblLayout w:type="fixed"/>
+        <w:tblLook w:firstColumn="1" w:firstRow="1" w:lastColumn="0" w:lastRow="0" w:noHBand="0" w:noVBand="1" w:val="04A0"/>
+      </w:tblPr>
+      <w:tblGrid>
+        <w:gridCol w:w="4968"/>
+        <w:gridCol w:w="4968"/>
+      </w:tblGrid>
+      <w:tr>
+        <w:tc>
+          <w:tcPr>
+            <w:tcW w:type="dxa" w:w="4968"/>
+            <w:shd w:fill="1A3A5C"/>
+            <w:tcMar>
+              <w:top w:w="80" w:type="dxa"/>
+              <w:bottom w:w="80" w:type="dxa"/>
+              <w:left w:w="100" w:type="dxa"/>
+              <w:right w:w="100" w:type="dxa"/>
+            </w:tcMar>
+          </w:tcPr>
+          <w:p>
+            <w:r>
+              <w:rPr>
+                <w:rFonts w:ascii="Arial" w:hAnsi="Arial"/>
+                <w:b/>
+                <w:color w:val="FFFFFF"/>
+                <w:sz w:val="17"/>
+              </w:rPr>
+              <w:t>Indicador Pedagógico</w:t>
+            </w:r>
+          </w:p>
+        </w:tc>
+        <w:tc>
+          <w:tcPr>
+            <w:tcW w:type="dxa" w:w="4968"/>
+            <w:shd w:fill="1A3A5C"/>
+            <w:tcMar>
+              <w:top w:w="80" w:type="dxa"/>
+              <w:bottom w:w="80" w:type="dxa"/>
+              <w:left w:w="100" w:type="dxa"/>
+              <w:right w:w="100" w:type="dxa"/>
+            </w:tcMar>
+          </w:tcPr>
+          <w:p>
+            <w:r>
+              <w:rPr>
+                <w:rFonts w:ascii="Arial" w:hAnsi="Arial"/>
+                <w:b/>
+                <w:color w:val="FFFFFF"/>
+                <w:sz w:val="17"/>
+              </w:rPr>
+              <w:t>Valor / Métrica Institucional</w:t>
             </w:r>
           </w:p>
         </w:tc>
@@ -140,32 +404,206 @@
       <w:tr>
         <w:tc>
           <w:tcPr>
-            <w:tcW w:type="dxa" w:w="4320"/>
+            <w:tcW w:type="dxa" w:w="4968"/>
+            <w:shd w:fill="FFFFFF"/>
+            <w:tcMar>
+              <w:top w:w="70" w:type="dxa"/>
+              <w:bottom w:w="70" w:type="dxa"/>
+              <w:left w:w="100" w:type="dxa"/>
+              <w:right w:w="100" w:type="dxa"/>
+            </w:tcMar>
           </w:tcPr>
           <w:p>
             <w:r>
-              <w:t>Casos con Potencial Oculto</w:t>
+              <w:rPr>
+                <w:rFonts w:ascii="Arial" w:hAnsi="Arial"/>
+                <w:b w:val="0"/>
+                <w:color w:val="0F172A"/>
+                <w:sz w:val="17"/>
+              </w:rPr>
+              <w:t>Promedio General de la Asignatura</w:t>
             </w:r>
           </w:p>
         </w:tc>
         <w:tc>
           <w:tcPr>
-            <w:tcW w:type="dxa" w:w="4320"/>
+            <w:tcW w:type="dxa" w:w="4968"/>
+            <w:shd w:fill="FFFFFF"/>
+            <w:tcMar>
+              <w:top w:w="70" w:type="dxa"/>
+              <w:bottom w:w="70" w:type="dxa"/>
+              <w:left w:w="100" w:type="dxa"/>
+              <w:right w:w="100" w:type="dxa"/>
+            </w:tcMar>
           </w:tcPr>
           <w:p>
             <w:r>
-              <w:t>3</w:t>
+              <w:rPr>
+                <w:rFonts w:ascii="Arial" w:hAnsi="Arial"/>
+                <w:b/>
+                <w:color w:val="1E293B"/>
+                <w:sz w:val="17"/>
+              </w:rPr>
+              <w:t>77.4 / 100</w:t>
+            </w:r>
+          </w:p>
+        </w:tc>
+      </w:tr>
+      <w:tr>
+        <w:tc>
+          <w:tcPr>
+            <w:tcW w:type="dxa" w:w="4968"/>
+            <w:shd w:fill="F8FAFC"/>
+            <w:tcMar>
+              <w:top w:w="70" w:type="dxa"/>
+              <w:bottom w:w="70" w:type="dxa"/>
+              <w:left w:w="100" w:type="dxa"/>
+              <w:right w:w="100" w:type="dxa"/>
+            </w:tcMar>
+          </w:tcPr>
+          <w:p>
+            <w:r>
+              <w:rPr>
+                <w:rFonts w:ascii="Arial" w:hAnsi="Arial"/>
+                <w:b w:val="0"/>
+                <w:color w:val="0F172A"/>
+                <w:sz w:val="17"/>
+              </w:rPr>
+              <w:t>Estudiantes en Riesgo de Rezago o Abandono</w:t>
+            </w:r>
+          </w:p>
+        </w:tc>
+        <w:tc>
+          <w:tcPr>
+            <w:tcW w:type="dxa" w:w="4968"/>
+            <w:shd w:fill="F8FAFC"/>
+            <w:tcMar>
+              <w:top w:w="70" w:type="dxa"/>
+              <w:bottom w:w="70" w:type="dxa"/>
+              <w:left w:w="100" w:type="dxa"/>
+              <w:right w:w="100" w:type="dxa"/>
+            </w:tcMar>
+          </w:tcPr>
+          <w:p>
+            <w:r>
+              <w:rPr>
+                <w:rFonts w:ascii="Arial" w:hAnsi="Arial"/>
+                <w:b/>
+                <w:color w:val="1E293B"/>
+                <w:sz w:val="17"/>
+              </w:rPr>
+              <w:t>2 de 12</w:t>
+            </w:r>
+          </w:p>
+        </w:tc>
+      </w:tr>
+      <w:tr>
+        <w:tc>
+          <w:tcPr>
+            <w:tcW w:type="dxa" w:w="4968"/>
+            <w:shd w:fill="FFFFFF"/>
+            <w:tcMar>
+              <w:top w:w="70" w:type="dxa"/>
+              <w:bottom w:w="70" w:type="dxa"/>
+              <w:left w:w="100" w:type="dxa"/>
+              <w:right w:w="100" w:type="dxa"/>
+            </w:tcMar>
+          </w:tcPr>
+          <w:p>
+            <w:r>
+              <w:rPr>
+                <w:rFonts w:ascii="Arial" w:hAnsi="Arial"/>
+                <w:b w:val="0"/>
+                <w:color w:val="0F172A"/>
+                <w:sz w:val="17"/>
+              </w:rPr>
+              <w:t>Alertas de Outsourcing Cognitivo (Requieren Triangulación)</w:t>
+            </w:r>
+          </w:p>
+        </w:tc>
+        <w:tc>
+          <w:tcPr>
+            <w:tcW w:type="dxa" w:w="4968"/>
+            <w:shd w:fill="FFFFFF"/>
+            <w:tcMar>
+              <w:top w:w="70" w:type="dxa"/>
+              <w:bottom w:w="70" w:type="dxa"/>
+              <w:left w:w="100" w:type="dxa"/>
+              <w:right w:w="100" w:type="dxa"/>
+            </w:tcMar>
+          </w:tcPr>
+          <w:p>
+            <w:r>
+              <w:rPr>
+                <w:rFonts w:ascii="Arial" w:hAnsi="Arial"/>
+                <w:b/>
+                <w:color w:val="1E293B"/>
+                <w:sz w:val="17"/>
+              </w:rPr>
+              <w:t>4 casos</w:t>
+            </w:r>
+          </w:p>
+        </w:tc>
+      </w:tr>
+      <w:tr>
+        <w:tc>
+          <w:tcPr>
+            <w:tcW w:type="dxa" w:w="4968"/>
+            <w:shd w:fill="F8FAFC"/>
+            <w:tcMar>
+              <w:top w:w="70" w:type="dxa"/>
+              <w:bottom w:w="70" w:type="dxa"/>
+              <w:left w:w="100" w:type="dxa"/>
+              <w:right w:w="100" w:type="dxa"/>
+            </w:tcMar>
+          </w:tcPr>
+          <w:p>
+            <w:r>
+              <w:rPr>
+                <w:rFonts w:ascii="Arial" w:hAnsi="Arial"/>
+                <w:b w:val="0"/>
+                <w:color w:val="0F172A"/>
+                <w:sz w:val="17"/>
+              </w:rPr>
+              <w:t>Estudiantes con Potencial Oculto (Alto Proceso / Nota Media)</w:t>
+            </w:r>
+          </w:p>
+        </w:tc>
+        <w:tc>
+          <w:tcPr>
+            <w:tcW w:type="dxa" w:w="4968"/>
+            <w:shd w:fill="F8FAFC"/>
+            <w:tcMar>
+              <w:top w:w="70" w:type="dxa"/>
+              <w:bottom w:w="70" w:type="dxa"/>
+              <w:left w:w="100" w:type="dxa"/>
+              <w:right w:w="100" w:type="dxa"/>
+            </w:tcMar>
+          </w:tcPr>
+          <w:p>
+            <w:r>
+              <w:rPr>
+                <w:rFonts w:ascii="Arial" w:hAnsi="Arial"/>
+                <w:b/>
+                <w:color w:val="1E293B"/>
+                <w:sz w:val="17"/>
+              </w:rPr>
+              <w:t>3 casos</w:t>
             </w:r>
           </w:p>
         </w:tc>
       </w:tr>
     </w:tbl>
+    <w:p/>
     <w:p>
-      <w:pPr>
-        <w:pStyle w:val="Heading2"/>
-      </w:pPr>
       <w:r>
-        <w:t>3. Distribución Estadística del Rendimiento</w:t>
+        <w:rPr>
+          <w:rFonts w:ascii="Arial" w:hAnsi="Arial"/>
+          <w:b/>
+          <w:color w:val="1E293B"/>
+          <w:sz w:val="21"/>
+        </w:rPr>
+        <w:t>3. DISTRIBUCIÓN ESTADÍSTICA DEL RENDIMIENTO</w:t>
       </w:r>
     </w:p>
     <w:p>
@@ -185,7 +623,7 @@
                     <pic:cNvPicPr/>
                   </pic:nvPicPr>
                   <pic:blipFill>
-                    <a:blip r:embed="rId9"/>
+                    <a:blip r:embed="rId11"/>
                     <a:stretch>
                       <a:fillRect/>
                     </a:stretch>
@@ -204,47 +642,73 @@
         </w:drawing>
       </w:r>
     </w:p>
-    <w:p>
-      <w:pPr>
-        <w:pStyle w:val="Heading2"/>
-      </w:pPr>
-      <w:r>
-        <w:t>4. Rigor Matemático y Análisis de Distribución</w:t>
-      </w:r>
-    </w:p>
+    <w:p/>
     <w:p>
       <w:r>
-        <w:t>Evaluación estadística avanzada para verificar supuestos de normalidad, asimetría de notas y correlaciones no paramétricas:</w:t>
+        <w:rPr>
+          <w:rFonts w:ascii="Arial" w:hAnsi="Arial"/>
+          <w:b/>
+          <w:color w:val="1E293B"/>
+          <w:sz w:val="21"/>
+        </w:rPr>
+        <w:t>4. RIGOR MATEMÁTICO Y ANÁLISIS DE DISTRIBUCIÓN</w:t>
       </w:r>
     </w:p>
     <w:tbl>
       <w:tblPr>
-        <w:tblStyle w:val="TableGrid"/>
         <w:tblW w:type="auto" w:w="0"/>
+        <w:jc w:val="center"/>
+        <w:tblLayout w:type="fixed"/>
         <w:tblLook w:firstColumn="1" w:firstRow="1" w:lastColumn="0" w:lastRow="0" w:noHBand="0" w:noVBand="1" w:val="04A0"/>
       </w:tblPr>
       <w:tblGrid>
-        <w:gridCol w:w="4320"/>
-        <w:gridCol w:w="4320"/>
+        <w:gridCol w:w="4968"/>
+        <w:gridCol w:w="4968"/>
       </w:tblGrid>
       <w:tr>
         <w:tc>
           <w:tcPr>
-            <w:tcW w:type="dxa" w:w="4320"/>
+            <w:tcW w:type="dxa" w:w="4968"/>
+            <w:shd w:fill="1A3A5C"/>
+            <w:tcMar>
+              <w:top w:w="80" w:type="dxa"/>
+              <w:bottom w:w="80" w:type="dxa"/>
+              <w:left w:w="100" w:type="dxa"/>
+              <w:right w:w="100" w:type="dxa"/>
+            </w:tcMar>
           </w:tcPr>
           <w:p>
             <w:r>
+              <w:rPr>
+                <w:rFonts w:ascii="Arial" w:hAnsi="Arial"/>
+                <w:b/>
+                <w:color w:val="FFFFFF"/>
+                <w:sz w:val="17"/>
+              </w:rPr>
               <w:t>Parámetro / Prueba Estadística</w:t>
             </w:r>
           </w:p>
         </w:tc>
         <w:tc>
           <w:tcPr>
-            <w:tcW w:type="dxa" w:w="4320"/>
+            <w:tcW w:type="dxa" w:w="4968"/>
+            <w:shd w:fill="1A3A5C"/>
+            <w:tcMar>
+              <w:top w:w="80" w:type="dxa"/>
+              <w:bottom w:w="80" w:type="dxa"/>
+              <w:left w:w="100" w:type="dxa"/>
+              <w:right w:w="100" w:type="dxa"/>
+            </w:tcMar>
           </w:tcPr>
           <w:p>
             <w:r>
-              <w:t>Resultado y Diagnóstico</w:t>
+              <w:rPr>
+                <w:rFonts w:ascii="Arial" w:hAnsi="Arial"/>
+                <w:b/>
+                <w:color w:val="FFFFFF"/>
+                <w:sz w:val="17"/>
+              </w:rPr>
+              <w:t>Resultado y Diagnóstico Formal</w:t>
             </w:r>
           </w:p>
         </w:tc>
@@ -252,21 +716,47 @@
       <w:tr>
         <w:tc>
           <w:tcPr>
-            <w:tcW w:type="dxa" w:w="4320"/>
+            <w:tcW w:type="dxa" w:w="4968"/>
+            <w:shd w:fill="FFFFFF"/>
+            <w:tcMar>
+              <w:top w:w="70" w:type="dxa"/>
+              <w:bottom w:w="70" w:type="dxa"/>
+              <w:left w:w="100" w:type="dxa"/>
+              <w:right w:w="100" w:type="dxa"/>
+            </w:tcMar>
           </w:tcPr>
           <w:p>
             <w:r>
+              <w:rPr>
+                <w:rFonts w:ascii="Arial" w:hAnsi="Arial"/>
+                <w:b/>
+                <w:color w:val="1E293B"/>
+                <w:sz w:val="16"/>
+              </w:rPr>
               <w:t>Media Aritmética (x̄)</w:t>
             </w:r>
           </w:p>
         </w:tc>
         <w:tc>
           <w:tcPr>
-            <w:tcW w:type="dxa" w:w="4320"/>
+            <w:tcW w:type="dxa" w:w="4968"/>
+            <w:shd w:fill="FFFFFF"/>
+            <w:tcMar>
+              <w:top w:w="70" w:type="dxa"/>
+              <w:bottom w:w="70" w:type="dxa"/>
+              <w:left w:w="100" w:type="dxa"/>
+              <w:right w:w="100" w:type="dxa"/>
+            </w:tcMar>
           </w:tcPr>
           <w:p>
             <w:r>
-              <w:t>76.7 / 100</w:t>
+              <w:rPr>
+                <w:rFonts w:ascii="Arial" w:hAnsi="Arial"/>
+                <w:b w:val="0"/>
+                <w:color w:val="0F172A"/>
+                <w:sz w:val="16"/>
+              </w:rPr>
+              <w:t>77.4 / 100</w:t>
             </w:r>
           </w:p>
         </w:tc>
@@ -274,21 +764,47 @@
       <w:tr>
         <w:tc>
           <w:tcPr>
-            <w:tcW w:type="dxa" w:w="4320"/>
+            <w:tcW w:type="dxa" w:w="4968"/>
+            <w:shd w:fill="F8FAFC"/>
+            <w:tcMar>
+              <w:top w:w="70" w:type="dxa"/>
+              <w:bottom w:w="70" w:type="dxa"/>
+              <w:left w:w="100" w:type="dxa"/>
+              <w:right w:w="100" w:type="dxa"/>
+            </w:tcMar>
           </w:tcPr>
           <w:p>
             <w:r>
-              <w:t>Mediana Muestral</w:t>
+              <w:rPr>
+                <w:rFonts w:ascii="Arial" w:hAnsi="Arial"/>
+                <w:b/>
+                <w:color w:val="1E293B"/>
+                <w:sz w:val="16"/>
+              </w:rPr>
+              <w:t>Mediana Muestral (Me)</w:t>
             </w:r>
           </w:p>
         </w:tc>
         <w:tc>
           <w:tcPr>
-            <w:tcW w:type="dxa" w:w="4320"/>
+            <w:tcW w:type="dxa" w:w="4968"/>
+            <w:shd w:fill="F8FAFC"/>
+            <w:tcMar>
+              <w:top w:w="70" w:type="dxa"/>
+              <w:bottom w:w="70" w:type="dxa"/>
+              <w:left w:w="100" w:type="dxa"/>
+              <w:right w:w="100" w:type="dxa"/>
+            </w:tcMar>
           </w:tcPr>
           <w:p>
             <w:r>
-              <w:t>76.8 / 100</w:t>
+              <w:rPr>
+                <w:rFonts w:ascii="Arial" w:hAnsi="Arial"/>
+                <w:b w:val="0"/>
+                <w:color w:val="0F172A"/>
+                <w:sz w:val="16"/>
+              </w:rPr>
+              <w:t>0 / 100</w:t>
             </w:r>
           </w:p>
         </w:tc>
@@ -296,21 +812,47 @@
       <w:tr>
         <w:tc>
           <w:tcPr>
-            <w:tcW w:type="dxa" w:w="4320"/>
+            <w:tcW w:type="dxa" w:w="4968"/>
+            <w:shd w:fill="FFFFFF"/>
+            <w:tcMar>
+              <w:top w:w="70" w:type="dxa"/>
+              <w:bottom w:w="70" w:type="dxa"/>
+              <w:left w:w="100" w:type="dxa"/>
+              <w:right w:w="100" w:type="dxa"/>
+            </w:tcMar>
           </w:tcPr>
           <w:p>
             <w:r>
-              <w:t>Desviación Estándar Muestral (s)</w:t>
+              <w:rPr>
+                <w:rFonts w:ascii="Arial" w:hAnsi="Arial"/>
+                <w:b/>
+                <w:color w:val="1E293B"/>
+                <w:sz w:val="16"/>
+              </w:rPr>
+              <w:t>Desviación Estándar (s)</w:t>
             </w:r>
           </w:p>
         </w:tc>
         <w:tc>
           <w:tcPr>
-            <w:tcW w:type="dxa" w:w="4320"/>
+            <w:tcW w:type="dxa" w:w="4968"/>
+            <w:shd w:fill="FFFFFF"/>
+            <w:tcMar>
+              <w:top w:w="70" w:type="dxa"/>
+              <w:bottom w:w="70" w:type="dxa"/>
+              <w:left w:w="100" w:type="dxa"/>
+              <w:right w:w="100" w:type="dxa"/>
+            </w:tcMar>
           </w:tcPr>
           <w:p>
             <w:r>
-              <w:t>7.1</w:t>
+              <w:rPr>
+                <w:rFonts w:ascii="Arial" w:hAnsi="Arial"/>
+                <w:b w:val="0"/>
+                <w:color w:val="0F172A"/>
+                <w:sz w:val="16"/>
+              </w:rPr>
+              <w:t>6.8</w:t>
             </w:r>
           </w:p>
         </w:tc>
@@ -318,21 +860,47 @@
       <w:tr>
         <w:tc>
           <w:tcPr>
-            <w:tcW w:type="dxa" w:w="4320"/>
+            <w:tcW w:type="dxa" w:w="4968"/>
+            <w:shd w:fill="F8FAFC"/>
+            <w:tcMar>
+              <w:top w:w="70" w:type="dxa"/>
+              <w:bottom w:w="70" w:type="dxa"/>
+              <w:left w:w="100" w:type="dxa"/>
+              <w:right w:w="100" w:type="dxa"/>
+            </w:tcMar>
           </w:tcPr>
           <w:p>
             <w:r>
-              <w:t>Coeficiente de Asimetría (g1 - Fisher-Pearson)</w:t>
+              <w:rPr>
+                <w:rFonts w:ascii="Arial" w:hAnsi="Arial"/>
+                <w:b/>
+                <w:color w:val="1E293B"/>
+                <w:sz w:val="16"/>
+              </w:rPr>
+              <w:t>Coeficiente de Asimetría (g1 - Fisher)</w:t>
             </w:r>
           </w:p>
         </w:tc>
         <w:tc>
           <w:tcPr>
-            <w:tcW w:type="dxa" w:w="4320"/>
+            <w:tcW w:type="dxa" w:w="4968"/>
+            <w:shd w:fill="F8FAFC"/>
+            <w:tcMar>
+              <w:top w:w="70" w:type="dxa"/>
+              <w:bottom w:w="70" w:type="dxa"/>
+              <w:left w:w="100" w:type="dxa"/>
+              <w:right w:w="100" w:type="dxa"/>
+            </w:tcMar>
           </w:tcPr>
           <w:p>
             <w:r>
-              <w:t>-0.15 (Distribución Cuasi-Simétrica: Calificaciones balanceadas.)</w:t>
+              <w:rPr>
+                <w:rFonts w:ascii="Arial" w:hAnsi="Arial"/>
+                <w:b w:val="0"/>
+                <w:color w:val="0F172A"/>
+                <w:sz w:val="16"/>
+              </w:rPr>
+              <w:t>0 ()</w:t>
             </w:r>
           </w:p>
         </w:tc>
@@ -340,21 +908,47 @@
       <w:tr>
         <w:tc>
           <w:tcPr>
-            <w:tcW w:type="dxa" w:w="4320"/>
+            <w:tcW w:type="dxa" w:w="4968"/>
+            <w:shd w:fill="FFFFFF"/>
+            <w:tcMar>
+              <w:top w:w="70" w:type="dxa"/>
+              <w:bottom w:w="70" w:type="dxa"/>
+              <w:left w:w="100" w:type="dxa"/>
+              <w:right w:w="100" w:type="dxa"/>
+            </w:tcMar>
           </w:tcPr>
           <w:p>
             <w:r>
+              <w:rPr>
+                <w:rFonts w:ascii="Arial" w:hAnsi="Arial"/>
+                <w:b/>
+                <w:color w:val="1E293B"/>
+                <w:sz w:val="16"/>
+              </w:rPr>
               <w:t>Curtosis Muestral (g2 - Fisher)</w:t>
             </w:r>
           </w:p>
         </w:tc>
         <w:tc>
           <w:tcPr>
-            <w:tcW w:type="dxa" w:w="4320"/>
+            <w:tcW w:type="dxa" w:w="4968"/>
+            <w:shd w:fill="FFFFFF"/>
+            <w:tcMar>
+              <w:top w:w="70" w:type="dxa"/>
+              <w:bottom w:w="70" w:type="dxa"/>
+              <w:left w:w="100" w:type="dxa"/>
+              <w:right w:w="100" w:type="dxa"/>
+            </w:tcMar>
           </w:tcPr>
           <w:p>
             <w:r>
-              <w:t>-1.11 (Platicúrtica: Distribución aplanada y polarizada (alta dispersión).)</w:t>
+              <w:rPr>
+                <w:rFonts w:ascii="Arial" w:hAnsi="Arial"/>
+                <w:b w:val="0"/>
+                <w:color w:val="0F172A"/>
+                <w:sz w:val="16"/>
+              </w:rPr>
+              <w:t>0 ()</w:t>
             </w:r>
           </w:p>
         </w:tc>
@@ -362,21 +956,47 @@
       <w:tr>
         <w:tc>
           <w:tcPr>
-            <w:tcW w:type="dxa" w:w="4320"/>
+            <w:tcW w:type="dxa" w:w="4968"/>
+            <w:shd w:fill="F8FAFC"/>
+            <w:tcMar>
+              <w:top w:w="70" w:type="dxa"/>
+              <w:bottom w:w="70" w:type="dxa"/>
+              <w:left w:w="100" w:type="dxa"/>
+              <w:right w:w="100" w:type="dxa"/>
+            </w:tcMar>
           </w:tcPr>
           <w:p>
             <w:r>
+              <w:rPr>
+                <w:rFonts w:ascii="Arial" w:hAnsi="Arial"/>
+                <w:b/>
+                <w:color w:val="1E293B"/>
+                <w:sz w:val="16"/>
+              </w:rPr>
               <w:t>Correlación de Spearman Asistencia-Rendimiento (ρ)</w:t>
             </w:r>
           </w:p>
         </w:tc>
         <w:tc>
           <w:tcPr>
-            <w:tcW w:type="dxa" w:w="4320"/>
+            <w:tcW w:type="dxa" w:w="4968"/>
+            <w:shd w:fill="F8FAFC"/>
+            <w:tcMar>
+              <w:top w:w="70" w:type="dxa"/>
+              <w:bottom w:w="70" w:type="dxa"/>
+              <w:left w:w="100" w:type="dxa"/>
+              <w:right w:w="100" w:type="dxa"/>
+            </w:tcMar>
           </w:tcPr>
           <w:p>
             <w:r>
-              <w:t>0.29 (No paramétrica)</w:t>
+              <w:rPr>
+                <w:rFonts w:ascii="Arial" w:hAnsi="Arial"/>
+                <w:b w:val="0"/>
+                <w:color w:val="0F172A"/>
+                <w:sz w:val="16"/>
+              </w:rPr>
+              <w:t>0 (No paramétrica)</w:t>
             </w:r>
           </w:p>
         </w:tc>
@@ -384,85 +1004,693 @@
       <w:tr>
         <w:tc>
           <w:tcPr>
-            <w:tcW w:type="dxa" w:w="4320"/>
+            <w:tcW w:type="dxa" w:w="4968"/>
+            <w:shd w:fill="FFFFFF"/>
+            <w:tcMar>
+              <w:top w:w="70" w:type="dxa"/>
+              <w:bottom w:w="70" w:type="dxa"/>
+              <w:left w:w="100" w:type="dxa"/>
+              <w:right w:w="100" w:type="dxa"/>
+            </w:tcMar>
           </w:tcPr>
           <w:p>
             <w:r>
+              <w:rPr>
+                <w:rFonts w:ascii="Arial" w:hAnsi="Arial"/>
+                <w:b/>
+                <w:color w:val="1E293B"/>
+                <w:sz w:val="16"/>
+              </w:rPr>
               <w:t>Correlación de Spearman Sudor Intelectual-Rendimiento (ρ)</w:t>
             </w:r>
           </w:p>
         </w:tc>
         <w:tc>
           <w:tcPr>
-            <w:tcW w:type="dxa" w:w="4320"/>
+            <w:tcW w:type="dxa" w:w="4968"/>
+            <w:shd w:fill="FFFFFF"/>
+            <w:tcMar>
+              <w:top w:w="70" w:type="dxa"/>
+              <w:bottom w:w="70" w:type="dxa"/>
+              <w:left w:w="100" w:type="dxa"/>
+              <w:right w:w="100" w:type="dxa"/>
+            </w:tcMar>
           </w:tcPr>
           <w:p>
             <w:r>
-              <w:t>-0.1 (Medición de Proceso)</w:t>
+              <w:rPr>
+                <w:rFonts w:ascii="Arial" w:hAnsi="Arial"/>
+                <w:b w:val="0"/>
+                <w:color w:val="0F172A"/>
+                <w:sz w:val="16"/>
+              </w:rPr>
+              <w:t>0 (Medición de Proceso)</w:t>
             </w:r>
           </w:p>
         </w:tc>
       </w:tr>
     </w:tbl>
+    <w:p/>
     <w:p>
-      <w:pPr>
-        <w:pStyle w:val="Heading2"/>
-      </w:pPr>
       <w:r>
-        <w:t>5. Alertas Pedagógicas y Enfoque Humano</w:t>
+        <w:rPr>
+          <w:rFonts w:ascii="Arial" w:hAnsi="Arial"/>
+          <w:b/>
+          <w:color w:val="1E293B"/>
+          <w:sz w:val="21"/>
+        </w:rPr>
+        <w:t>5. ALERTAS PEDAGÓGICAS Y DIAGNÓSTICO DE ENFOQUE HUMANO</w:t>
       </w:r>
     </w:p>
     <w:p>
       <w:r>
-        <w:t>• Sin anomalías de Outsourcing Cognitivo detectadas.</w:t>
+        <w:rPr>
+          <w:rFonts w:ascii="Arial" w:hAnsi="Arial"/>
+          <w:color w:val="0F172A"/>
+          <w:sz w:val="17"/>
+        </w:rPr>
+        <w:t>• Ausentismo recurrente en la Sesión 3 que impacta el desempeño en evaluaciones subsecuentes.</w:t>
       </w:r>
     </w:p>
     <w:p>
       <w:r>
-        <w:t>• Nivel de retención óptimo en la clase.</w:t>
+        <w:rPr>
+          <w:rFonts w:ascii="Arial" w:hAnsi="Arial"/>
+          <w:color w:val="0F172A"/>
+          <w:sz w:val="17"/>
+        </w:rPr>
+        <w:t>• Dependencia crítica de la IA como muleta cognitiva en estudiantes con bajo volumen de iteración pero alto rendimiento en proyectos.</w:t>
       </w:r>
     </w:p>
     <w:p>
       <w:r>
-        <w:t>• 3 estudiantes con alto proceso pero notas moderadas (Potencial Oculto).</w:t>
+        <w:rPr>
+          <w:rFonts w:ascii="Arial" w:hAnsi="Arial"/>
+          <w:b/>
+          <w:sz w:val="16"/>
+        </w:rPr>
+        <w:t>Fundamentación Epistémica:</w:t>
+        <w:br/>
+      </w:r>
+      <w:r>
+        <w:rPr>
+          <w:rFonts w:ascii="Arial" w:hAnsi="Arial"/>
+          <w:sz w:val="16"/>
+        </w:rPr>
+        <w:t>• Autodeterminación (Deci &amp; Ryan): Autonomía=7.8/10, Competencia=7.2/10, Relación=7.5/10.</w:t>
+        <w:br/>
+      </w:r>
+      <w:r>
+        <w:rPr>
+          <w:rFonts w:ascii="Arial" w:hAnsi="Arial"/>
+          <w:sz w:val="16"/>
+        </w:rPr>
+        <w:t>• Zona de Desarrollo Próximo (Vygotsky): La Zona de Desarrollo Próximo (ZDP) del grupo evidencia una brecha entre la ejecución algorítmica superficial asistida por IA y la comprensión conceptual profunda de los principios cuánticos. Se requiere un andamiaje que desacople el uso de la herramienta de la automatización pasiva, fomentando la metacognición y el debate socrático en el aula.</w:t>
+        <w:br/>
+      </w:r>
+      <w:r>
+        <w:rPr>
+          <w:rFonts w:ascii="Arial" w:hAnsi="Arial"/>
+          <w:sz w:val="16"/>
+        </w:rPr>
+        <w:t>• Pedagogía Crítica (Freire): Triangulación Socrática activada para validar autoría auténtica y erradicar la simulación pasiva.</w:t>
       </w:r>
     </w:p>
+    <w:p/>
     <w:p>
       <w:r>
-        <w:t>• Diagnóstico de Forma: Distribución Cuasi-Simétrica: Calificaciones balanceadas. (Asimetría g1 = -0.15).</w:t>
+        <w:rPr>
+          <w:rFonts w:ascii="Arial" w:hAnsi="Arial"/>
+          <w:b/>
+          <w:color w:val="1E293B"/>
+          <w:sz w:val="21"/>
+        </w:rPr>
+        <w:t>6. MATRIZ DE PRESCRIPCIÓN Y ACCIONES EN 3 NIVELES INSTITUCIONALES</w:t>
       </w:r>
     </w:p>
+    <w:tbl>
+      <w:tblPr>
+        <w:tblW w:type="auto" w:w="0"/>
+        <w:jc w:val="center"/>
+        <w:tblLayout w:type="fixed"/>
+        <w:tblLook w:firstColumn="1" w:firstRow="1" w:lastColumn="0" w:lastRow="0" w:noHBand="0" w:noVBand="1" w:val="04A0"/>
+      </w:tblPr>
+      <w:tblGrid>
+        <w:gridCol w:w="3312"/>
+        <w:gridCol w:w="3312"/>
+        <w:gridCol w:w="3312"/>
+      </w:tblGrid>
+      <w:tr>
+        <w:tc>
+          <w:tcPr>
+            <w:tcW w:type="dxa" w:w="3312"/>
+            <w:shd w:fill="1A3A5C"/>
+            <w:tcMar>
+              <w:top w:w="80" w:type="dxa"/>
+              <w:bottom w:w="80" w:type="dxa"/>
+              <w:left w:w="80" w:type="dxa"/>
+              <w:right w:w="80" w:type="dxa"/>
+            </w:tcMar>
+          </w:tcPr>
+          <w:p>
+            <w:pPr>
+              <w:jc w:val="center"/>
+            </w:pPr>
+            <w:r>
+              <w:rPr>
+                <w:rFonts w:ascii="Arial" w:hAnsi="Arial"/>
+                <w:b/>
+                <w:color w:val="FFFFFF"/>
+                <w:sz w:val="16"/>
+              </w:rPr>
+              <w:t>Nivel de Gestión</w:t>
+            </w:r>
+          </w:p>
+        </w:tc>
+        <w:tc>
+          <w:tcPr>
+            <w:tcW w:type="dxa" w:w="3312"/>
+            <w:shd w:fill="1A3A5C"/>
+            <w:tcMar>
+              <w:top w:w="80" w:type="dxa"/>
+              <w:bottom w:w="80" w:type="dxa"/>
+              <w:left w:w="80" w:type="dxa"/>
+              <w:right w:w="80" w:type="dxa"/>
+            </w:tcMar>
+          </w:tcPr>
+          <w:p>
+            <w:pPr>
+              <w:jc w:val="center"/>
+            </w:pPr>
+            <w:r>
+              <w:rPr>
+                <w:rFonts w:ascii="Arial" w:hAnsi="Arial"/>
+                <w:b/>
+                <w:color w:val="FFFFFF"/>
+                <w:sz w:val="16"/>
+              </w:rPr>
+              <w:t>Acción Pedagógica / Prescripción</w:t>
+            </w:r>
+          </w:p>
+        </w:tc>
+        <w:tc>
+          <w:tcPr>
+            <w:tcW w:type="dxa" w:w="3312"/>
+            <w:shd w:fill="1A3A5C"/>
+            <w:tcMar>
+              <w:top w:w="80" w:type="dxa"/>
+              <w:bottom w:w="80" w:type="dxa"/>
+              <w:left w:w="80" w:type="dxa"/>
+              <w:right w:w="80" w:type="dxa"/>
+            </w:tcMar>
+          </w:tcPr>
+          <w:p>
+            <w:pPr>
+              <w:jc w:val="center"/>
+            </w:pPr>
+            <w:r>
+              <w:rPr>
+                <w:rFonts w:ascii="Arial" w:hAnsi="Arial"/>
+                <w:b/>
+                <w:color w:val="FFFFFF"/>
+                <w:sz w:val="16"/>
+              </w:rPr>
+              <w:t>Evidencia de Cumplimiento</w:t>
+            </w:r>
+          </w:p>
+        </w:tc>
+      </w:tr>
+      <w:tr>
+        <w:tc>
+          <w:tcPr>
+            <w:tcW w:type="dxa" w:w="3312"/>
+            <w:shd w:fill="FFFFFF"/>
+            <w:tcMar>
+              <w:top w:w="70" w:type="dxa"/>
+              <w:bottom w:w="70" w:type="dxa"/>
+              <w:left w:w="80" w:type="dxa"/>
+              <w:right w:w="80" w:type="dxa"/>
+            </w:tcMar>
+          </w:tcPr>
+          <w:p>
+            <w:r>
+              <w:rPr>
+                <w:rFonts w:ascii="Arial" w:hAnsi="Arial"/>
+                <w:b/>
+                <w:color w:val="1E293B"/>
+                <w:sz w:val="16"/>
+              </w:rPr>
+              <w:t>Nivel 1: Aula (Docente Titular)</w:t>
+            </w:r>
+          </w:p>
+        </w:tc>
+        <w:tc>
+          <w:tcPr>
+            <w:tcW w:type="dxa" w:w="3312"/>
+            <w:shd w:fill="FFFFFF"/>
+            <w:tcMar>
+              <w:top w:w="70" w:type="dxa"/>
+              <w:bottom w:w="70" w:type="dxa"/>
+              <w:left w:w="80" w:type="dxa"/>
+              <w:right w:w="80" w:type="dxa"/>
+            </w:tcMar>
+          </w:tcPr>
+          <w:p>
+            <w:r>
+              <w:rPr>
+                <w:rFonts w:ascii="Arial" w:hAnsi="Arial"/>
+                <w:color w:val="0F172A"/>
+                <w:sz w:val="16"/>
+              </w:rPr>
+              <w:t>Aplicar andamiaje diferenciado en ZDP a casos en riesgo; ejecutar Triangulación Socrática a estudiantes con alerta de outsourcing.</w:t>
+            </w:r>
+          </w:p>
+        </w:tc>
+        <w:tc>
+          <w:tcPr>
+            <w:tcW w:type="dxa" w:w="3312"/>
+            <w:shd w:fill="FFFFFF"/>
+            <w:tcMar>
+              <w:top w:w="70" w:type="dxa"/>
+              <w:bottom w:w="70" w:type="dxa"/>
+              <w:left w:w="80" w:type="dxa"/>
+              <w:right w:w="80" w:type="dxa"/>
+            </w:tcMar>
+          </w:tcPr>
+          <w:p>
+            <w:r>
+              <w:rPr>
+                <w:rFonts w:ascii="Arial" w:hAnsi="Arial"/>
+                <w:color w:val="64748B"/>
+                <w:sz w:val="16"/>
+              </w:rPr>
+              <w:t>Actas de Triangulación Socrática y registros de Sudor Intelectual.</w:t>
+            </w:r>
+          </w:p>
+        </w:tc>
+      </w:tr>
+      <w:tr>
+        <w:tc>
+          <w:tcPr>
+            <w:tcW w:type="dxa" w:w="3312"/>
+            <w:shd w:fill="F8FAFC"/>
+            <w:tcMar>
+              <w:top w:w="70" w:type="dxa"/>
+              <w:bottom w:w="70" w:type="dxa"/>
+              <w:left w:w="80" w:type="dxa"/>
+              <w:right w:w="80" w:type="dxa"/>
+            </w:tcMar>
+          </w:tcPr>
+          <w:p>
+            <w:r>
+              <w:rPr>
+                <w:rFonts w:ascii="Arial" w:hAnsi="Arial"/>
+                <w:b/>
+                <w:color w:val="1E293B"/>
+                <w:sz w:val="16"/>
+              </w:rPr>
+              <w:t>Nivel 2: Tutoría / Bienestar</w:t>
+            </w:r>
+          </w:p>
+        </w:tc>
+        <w:tc>
+          <w:tcPr>
+            <w:tcW w:type="dxa" w:w="3312"/>
+            <w:shd w:fill="F8FAFC"/>
+            <w:tcMar>
+              <w:top w:w="70" w:type="dxa"/>
+              <w:bottom w:w="70" w:type="dxa"/>
+              <w:left w:w="80" w:type="dxa"/>
+              <w:right w:w="80" w:type="dxa"/>
+            </w:tcMar>
+          </w:tcPr>
+          <w:p>
+            <w:r>
+              <w:rPr>
+                <w:rFonts w:ascii="Arial" w:hAnsi="Arial"/>
+                <w:color w:val="0F172A"/>
+                <w:sz w:val="16"/>
+              </w:rPr>
+              <w:t>Acompañamiento psicopedagógico y seguimiento a estudiantes con ausentismo o brechas situacionales en conectividad/empleo.</w:t>
+            </w:r>
+          </w:p>
+        </w:tc>
+        <w:tc>
+          <w:tcPr>
+            <w:tcW w:type="dxa" w:w="3312"/>
+            <w:shd w:fill="F8FAFC"/>
+            <w:tcMar>
+              <w:top w:w="70" w:type="dxa"/>
+              <w:bottom w:w="70" w:type="dxa"/>
+              <w:left w:w="80" w:type="dxa"/>
+              <w:right w:w="80" w:type="dxa"/>
+            </w:tcMar>
+          </w:tcPr>
+          <w:p>
+            <w:r>
+              <w:rPr>
+                <w:rFonts w:ascii="Arial" w:hAnsi="Arial"/>
+                <w:color w:val="64748B"/>
+                <w:sz w:val="16"/>
+              </w:rPr>
+              <w:t>Ficha Socioeducativa de Contexto y bitácora de tutorías.</w:t>
+            </w:r>
+          </w:p>
+        </w:tc>
+      </w:tr>
+      <w:tr>
+        <w:tc>
+          <w:tcPr>
+            <w:tcW w:type="dxa" w:w="3312"/>
+            <w:shd w:fill="FFFFFF"/>
+            <w:tcMar>
+              <w:top w:w="70" w:type="dxa"/>
+              <w:bottom w:w="70" w:type="dxa"/>
+              <w:left w:w="80" w:type="dxa"/>
+              <w:right w:w="80" w:type="dxa"/>
+            </w:tcMar>
+          </w:tcPr>
+          <w:p>
+            <w:r>
+              <w:rPr>
+                <w:rFonts w:ascii="Arial" w:hAnsi="Arial"/>
+                <w:b/>
+                <w:color w:val="1E293B"/>
+                <w:sz w:val="16"/>
+              </w:rPr>
+              <w:t>Nivel 3: Coordinación Académica</w:t>
+            </w:r>
+          </w:p>
+        </w:tc>
+        <w:tc>
+          <w:tcPr>
+            <w:tcW w:type="dxa" w:w="3312"/>
+            <w:shd w:fill="FFFFFF"/>
+            <w:tcMar>
+              <w:top w:w="70" w:type="dxa"/>
+              <w:bottom w:w="70" w:type="dxa"/>
+              <w:left w:w="80" w:type="dxa"/>
+              <w:right w:w="80" w:type="dxa"/>
+            </w:tcMar>
+          </w:tcPr>
+          <w:p>
+            <w:r>
+              <w:rPr>
+                <w:rFonts w:ascii="Arial" w:hAnsi="Arial"/>
+                <w:color w:val="0F172A"/>
+                <w:sz w:val="16"/>
+              </w:rPr>
+              <w:t>Supervisar el alineamiento constructivo entre rúbricas CBL y evidencias, asegurando los créditos SCT y horas de trabajo autónomo.</w:t>
+            </w:r>
+          </w:p>
+        </w:tc>
+        <w:tc>
+          <w:tcPr>
+            <w:tcW w:type="dxa" w:w="3312"/>
+            <w:shd w:fill="FFFFFF"/>
+            <w:tcMar>
+              <w:top w:w="70" w:type="dxa"/>
+              <w:bottom w:w="70" w:type="dxa"/>
+              <w:left w:w="80" w:type="dxa"/>
+              <w:right w:w="80" w:type="dxa"/>
+            </w:tcMar>
+          </w:tcPr>
+          <w:p>
+            <w:r>
+              <w:rPr>
+                <w:rFonts w:ascii="Arial" w:hAnsi="Arial"/>
+                <w:color w:val="64748B"/>
+                <w:sz w:val="16"/>
+              </w:rPr>
+              <w:t>Plan de Aprendizaje Modular oficial y auditoría de portafolios.</w:t>
+            </w:r>
+          </w:p>
+        </w:tc>
+      </w:tr>
+    </w:tbl>
+    <w:p/>
     <w:p>
-      <w:pPr>
-        <w:pStyle w:val="Heading2"/>
-      </w:pPr>
       <w:r>
-        <w:t>6. Marco Teórico Aplicado</w:t>
+        <w:rPr>
+          <w:rFonts w:ascii="Arial" w:hAnsi="Arial"/>
+          <w:b/>
+          <w:color w:val="1E293B"/>
+          <w:sz w:val="21"/>
+        </w:rPr>
+        <w:t>7. FIRMAS DE APROBACIÓN Y CIERRE DE CALIDAD (ISO 21001)</w:t>
       </w:r>
     </w:p>
-    <w:p>
-      <w:r>
-        <w:t>• Autodeterminación (Deci &amp; Ryan): Autonomía=7.5/10, Competencia=7.2/10, Relación=7.3/10.</w:t>
-      </w:r>
-    </w:p>
-    <w:p>
-      <w:r>
-        <w:t>• Zona de Desarrollo Próximo (Vygotsky): 0 estudiantes requieren andamiaje urgente; 3 con potencial oculto detectado.</w:t>
-      </w:r>
-    </w:p>
-    <w:p>
-      <w:r>
-        <w:t>• Pedagogía Crítica (Freire): Triangulación Socrática implementada para validar autoría y desarrollo de músculo intelectual propio.</w:t>
-      </w:r>
-    </w:p>
+    <w:tbl>
+      <w:tblPr>
+        <w:tblW w:type="auto" w:w="0"/>
+        <w:jc w:val="center"/>
+        <w:tblLayout w:type="fixed"/>
+        <w:tblLook w:firstColumn="1" w:firstRow="1" w:lastColumn="0" w:lastRow="0" w:noHBand="0" w:noVBand="1" w:val="04A0"/>
+      </w:tblPr>
+      <w:tblGrid>
+        <w:gridCol w:w="3312"/>
+        <w:gridCol w:w="3312"/>
+        <w:gridCol w:w="3312"/>
+      </w:tblGrid>
+      <w:tr>
+        <w:tc>
+          <w:tcPr>
+            <w:tcW w:type="dxa" w:w="3312"/>
+            <w:tcMar>
+              <w:top w:w="250" w:type="dxa"/>
+              <w:bottom w:w="50" w:type="dxa"/>
+              <w:left w:w="50" w:type="dxa"/>
+              <w:right w:w="50" w:type="dxa"/>
+            </w:tcMar>
+            <w:shd w:fill="FAFAFA"/>
+          </w:tcPr>
+          <w:p>
+            <w:pPr>
+              <w:jc w:val="center"/>
+            </w:pPr>
+            <w:r>
+              <w:rPr>
+                <w:rFonts w:ascii="Arial" w:hAnsi="Arial"/>
+                <w:color w:val="64748B"/>
+                <w:sz w:val="15"/>
+              </w:rPr>
+              <w:t>____________________________</w:t>
+              <w:br/>
+              <w:t>Firma y Sello</w:t>
+            </w:r>
+          </w:p>
+        </w:tc>
+        <w:tc>
+          <w:tcPr>
+            <w:tcW w:type="dxa" w:w="3312"/>
+            <w:tcMar>
+              <w:top w:w="250" w:type="dxa"/>
+              <w:bottom w:w="50" w:type="dxa"/>
+              <w:left w:w="50" w:type="dxa"/>
+              <w:right w:w="50" w:type="dxa"/>
+            </w:tcMar>
+            <w:shd w:fill="FAFAFA"/>
+          </w:tcPr>
+          <w:p>
+            <w:pPr>
+              <w:jc w:val="center"/>
+            </w:pPr>
+            <w:r>
+              <w:rPr>
+                <w:rFonts w:ascii="Arial" w:hAnsi="Arial"/>
+                <w:color w:val="64748B"/>
+                <w:sz w:val="15"/>
+              </w:rPr>
+              <w:t>____________________________</w:t>
+              <w:br/>
+              <w:t>Firma y Sello</w:t>
+            </w:r>
+          </w:p>
+        </w:tc>
+        <w:tc>
+          <w:tcPr>
+            <w:tcW w:type="dxa" w:w="3312"/>
+            <w:tcMar>
+              <w:top w:w="250" w:type="dxa"/>
+              <w:bottom w:w="50" w:type="dxa"/>
+              <w:left w:w="50" w:type="dxa"/>
+              <w:right w:w="50" w:type="dxa"/>
+            </w:tcMar>
+            <w:shd w:fill="FAFAFA"/>
+          </w:tcPr>
+          <w:p>
+            <w:pPr>
+              <w:jc w:val="center"/>
+            </w:pPr>
+            <w:r>
+              <w:rPr>
+                <w:rFonts w:ascii="Arial" w:hAnsi="Arial"/>
+                <w:color w:val="64748B"/>
+                <w:sz w:val="15"/>
+              </w:rPr>
+              <w:t>____________________________</w:t>
+              <w:br/>
+              <w:t>Firma y Sello</w:t>
+            </w:r>
+          </w:p>
+        </w:tc>
+      </w:tr>
+      <w:tr>
+        <w:tc>
+          <w:tcPr>
+            <w:tcW w:type="dxa" w:w="3312"/>
+            <w:tcMar>
+              <w:top w:w="40" w:type="dxa"/>
+              <w:bottom w:w="60" w:type="dxa"/>
+              <w:left w:w="50" w:type="dxa"/>
+              <w:right w:w="50" w:type="dxa"/>
+            </w:tcMar>
+            <w:shd w:fill="F1F5F9"/>
+          </w:tcPr>
+          <w:p>
+            <w:pPr>
+              <w:jc w:val="center"/>
+            </w:pPr>
+            <w:r>
+              <w:rPr>
+                <w:rFonts w:ascii="Arial" w:hAnsi="Arial"/>
+                <w:b/>
+                <w:color w:val="1E293B"/>
+                <w:sz w:val="16"/>
+              </w:rPr>
+              <w:t>DOCENTE TITULAR</w:t>
+              <w:br/>
+            </w:r>
+            <w:r>
+              <w:rPr>
+                <w:rFonts w:ascii="Arial" w:hAnsi="Arial"/>
+                <w:color w:val="64748B"/>
+                <w:sz w:val="14"/>
+              </w:rPr>
+              <w:t>(Elaboración y diagnóstico analítico)</w:t>
+            </w:r>
+          </w:p>
+        </w:tc>
+        <w:tc>
+          <w:tcPr>
+            <w:tcW w:type="dxa" w:w="3312"/>
+            <w:tcMar>
+              <w:top w:w="40" w:type="dxa"/>
+              <w:bottom w:w="60" w:type="dxa"/>
+              <w:left w:w="50" w:type="dxa"/>
+              <w:right w:w="50" w:type="dxa"/>
+            </w:tcMar>
+            <w:shd w:fill="F1F5F9"/>
+          </w:tcPr>
+          <w:p>
+            <w:pPr>
+              <w:jc w:val="center"/>
+            </w:pPr>
+            <w:r>
+              <w:rPr>
+                <w:rFonts w:ascii="Arial" w:hAnsi="Arial"/>
+                <w:b/>
+                <w:color w:val="1E293B"/>
+                <w:sz w:val="16"/>
+              </w:rPr>
+              <w:t>COORDINACIÓN DE CARRERA</w:t>
+              <w:br/>
+            </w:r>
+            <w:r>
+              <w:rPr>
+                <w:rFonts w:ascii="Arial" w:hAnsi="Arial"/>
+                <w:color w:val="64748B"/>
+                <w:sz w:val="14"/>
+              </w:rPr>
+              <w:t>(Revisión y pertinencia pedagógica)</w:t>
+            </w:r>
+          </w:p>
+        </w:tc>
+        <w:tc>
+          <w:tcPr>
+            <w:tcW w:type="dxa" w:w="3312"/>
+            <w:tcMar>
+              <w:top w:w="40" w:type="dxa"/>
+              <w:bottom w:w="60" w:type="dxa"/>
+              <w:left w:w="50" w:type="dxa"/>
+              <w:right w:w="50" w:type="dxa"/>
+            </w:tcMar>
+            <w:shd w:fill="F1F5F9"/>
+          </w:tcPr>
+          <w:p>
+            <w:pPr>
+              <w:jc w:val="center"/>
+            </w:pPr>
+            <w:r>
+              <w:rPr>
+                <w:rFonts w:ascii="Arial" w:hAnsi="Arial"/>
+                <w:b/>
+                <w:color w:val="1E293B"/>
+                <w:sz w:val="16"/>
+              </w:rPr>
+              <w:t>DIRECCIÓN ACADÉMICA / DECANATO</w:t>
+              <w:br/>
+            </w:r>
+            <w:r>
+              <w:rPr>
+                <w:rFonts w:ascii="Arial" w:hAnsi="Arial"/>
+                <w:color w:val="64748B"/>
+                <w:sz w:val="14"/>
+              </w:rPr>
+              <w:t>(Aprobación y certificación oficial)</w:t>
+            </w:r>
+          </w:p>
+        </w:tc>
+      </w:tr>
+    </w:tbl>
     <w:sectPr>
+      <w:headerReference w:type="default" r:id="rId9"/>
+      <w:footerReference w:type="default" r:id="rId10"/>
       <w:pgSz w:w="12240" w:h="15840"/>
-      <w:pgMar w:top="1440" w:right="1800" w:bottom="1440" w:left="1800" w:header="720" w:footer="720" w:gutter="0"/>
+      <w:pgMar w:top="1152" w:right="1152" w:bottom="1152" w:left="1152" w:header="720" w:footer="720" w:gutter="0"/>
       <w:cols w:space="720"/>
       <w:docGrid w:linePitch="360"/>
     </w:sectPr>
   </w:body>
 </w:document>
+</file>
+
+<file path=word/footer1.xml><?xml version="1.0" encoding="utf-8"?>
+<w:ftr xmlns:m="http://schemas.openxmlformats.org/officeDocument/2006/math" xmlns:mc="http://schemas.openxmlformats.org/markup-compatibility/2006" xmlns:mo="http://schemas.microsoft.com/office/mac/office/2008/main" xmlns:mv="urn:schemas-microsoft-com:mac:vml" xmlns:o="urn:schemas-microsoft-com:office:office" xmlns:r="http://schemas.openxmlformats.org/officeDocument/2006/relationships" xmlns:v="urn:schemas-microsoft-com:vml" xmlns:w10="urn:schemas-microsoft-com:office:word" xmlns:w14="http://schemas.microsoft.com/office/word/2010/wordml" xmlns:w="http://schemas.openxmlformats.org/wordprocessingml/2006/main" xmlns:wne="http://schemas.microsoft.com/office/word/2006/wordml" xmlns:wp14="http://schemas.microsoft.com/office/word/2010/wordprocessingDrawing" xmlns:wp="http://schemas.openxmlformats.org/drawingml/2006/wordprocessingDrawing" xmlns:wpc="http://schemas.microsoft.com/office/word/2010/wordprocessingCanvas" xmlns:wpg="http://schemas.microsoft.com/office/word/2010/wordprocessingGroup" xmlns:wpi="http://schemas.microsoft.com/office/word/2010/wordprocessingInk" xmlns:wps="http://schemas.microsoft.com/office/word/2010/wordprocessingShape" mc:Ignorable="w14 wp14">
+  <w:p>
+    <w:pPr>
+      <w:pStyle w:val="Footer"/>
+      <w:jc w:val="left"/>
+    </w:pPr>
+    <w:r>
+      <w:rPr>
+        <w:rFonts w:ascii="Arial" w:hAnsi="Arial"/>
+        <w:color w:val="64748B"/>
+        <w:sz w:val="15"/>
+      </w:rPr>
+      <w:t>Carpeta Pedagógica 2.0 • Sistema de Analítica de Aprendizaje &amp; Aseguramiento de Calidad</w:t>
+    </w:r>
+  </w:p>
+</w:ftr>
+</file>
+
+<file path=word/header1.xml><?xml version="1.0" encoding="utf-8"?>
+<w:hdr xmlns:m="http://schemas.openxmlformats.org/officeDocument/2006/math" xmlns:mc="http://schemas.openxmlformats.org/markup-compatibility/2006" xmlns:mo="http://schemas.microsoft.com/office/mac/office/2008/main" xmlns:mv="urn:schemas-microsoft-com:mac:vml" xmlns:o="urn:schemas-microsoft-com:office:office" xmlns:r="http://schemas.openxmlformats.org/officeDocument/2006/relationships" xmlns:v="urn:schemas-microsoft-com:vml" xmlns:w10="urn:schemas-microsoft-com:office:word" xmlns:w14="http://schemas.microsoft.com/office/word/2010/wordml" xmlns:w="http://schemas.openxmlformats.org/wordprocessingml/2006/main" xmlns:wne="http://schemas.microsoft.com/office/word/2006/wordml" xmlns:wp14="http://schemas.microsoft.com/office/word/2010/wordprocessingDrawing" xmlns:wp="http://schemas.openxmlformats.org/drawingml/2006/wordprocessingDrawing" xmlns:wpc="http://schemas.microsoft.com/office/word/2010/wordprocessingCanvas" xmlns:wpg="http://schemas.microsoft.com/office/word/2010/wordprocessingGroup" xmlns:wpi="http://schemas.microsoft.com/office/word/2010/wordprocessingInk" xmlns:wps="http://schemas.microsoft.com/office/word/2010/wordprocessingShape" mc:Ignorable="w14 wp14">
+  <w:p>
+    <w:pPr>
+      <w:pStyle w:val="Header"/>
+      <w:jc w:val="right"/>
+    </w:pPr>
+    <w:r>
+      <w:rPr>
+        <w:rFonts w:ascii="Arial" w:hAnsi="Arial"/>
+        <w:color w:val="64748B"/>
+        <w:sz w:val="15"/>
+      </w:rPr>
+      <w:t>INFORME ANALÍTICO DE APRENDIZAJE • DOC-DIR-CP2-INF3-FIS301 • ISO 21001</w:t>
+    </w:r>
+  </w:p>
+</w:hdr>
 </file>
 
 <file path=word/numbering.xml><?xml version="1.0" encoding="utf-8"?>
